--- a/deliveries/2026-09-02_to_05/AutoBridge_Unified_2026-09-02_to_05/daily/2026-09-05/word/GUIDE_20260905_10_TirRoadTransportChinaCentralAsia.docx
+++ b/deliveries/2026-09-02_to_05/AutoBridge_Unified_2026-09-02_to_05/daily/2026-09-05/word/GUIDE_20260905_10_TirRoadTransportChinaCentralAsia.docx
@@ -754,6 +754,150 @@
           </w:p>
         </w:tc>
       </w:tr>
+      <w:tr>
+        <w:tc>
+          <w:tcPr>
+            <w:tcW w:type="dxa" w:w="1234"/>
+          </w:tcPr>
+          <w:p>
+            <w:r>
+              <w:t>TIR Convention, 1975 — UN Treaty Collection official text</w:t>
+            </w:r>
+          </w:p>
+        </w:tc>
+        <w:tc>
+          <w:tcPr>
+            <w:tcW w:type="dxa" w:w="1234"/>
+          </w:tcPr>
+          <w:p>
+            <w:r>
+              <w:t>United Nations Treaty Collection</w:t>
+            </w:r>
+          </w:p>
+        </w:tc>
+        <w:tc>
+          <w:tcPr>
+            <w:tcW w:type="dxa" w:w="1234"/>
+          </w:tcPr>
+          <w:p>
+            <w:r>
+              <w:t>INT</w:t>
+            </w:r>
+          </w:p>
+        </w:tc>
+        <w:tc>
+          <w:tcPr>
+            <w:tcW w:type="dxa" w:w="1234"/>
+          </w:tcPr>
+          <w:p>
+            <w:r>
+              <w:t>T1/T2</w:t>
+            </w:r>
+          </w:p>
+        </w:tc>
+        <w:tc>
+          <w:tcPr>
+            <w:tcW w:type="dxa" w:w="1234"/>
+          </w:tcPr>
+          <w:p>
+            <w:r>
+              <w:t>VERIFIED</w:t>
+            </w:r>
+          </w:p>
+        </w:tc>
+        <w:tc>
+          <w:tcPr>
+            <w:tcW w:type="dxa" w:w="1234"/>
+          </w:tcPr>
+          <w:p>
+            <w:r>
+              <w:t>https://treaties.un.org/pages/ViewDetails.aspx?src=TREATY&amp;mtdsg_no=XI-A-16&amp;chapter=11</w:t>
+            </w:r>
+          </w:p>
+        </w:tc>
+        <w:tc>
+          <w:tcPr>
+            <w:tcW w:type="dxa" w:w="1234"/>
+          </w:tcPr>
+          <w:p>
+            <w:r>
+              <w:t>Official legal text of the Customs Convention on the International Transport of Goods under Cover of TIR Carnets</w:t>
+            </w:r>
+          </w:p>
+        </w:tc>
+      </w:tr>
+      <w:tr>
+        <w:tc>
+          <w:tcPr>
+            <w:tcW w:type="dxa" w:w="1234"/>
+          </w:tcPr>
+          <w:p>
+            <w:r>
+              <w:t>IRU — TIR carnet system and guarantee chain</w:t>
+            </w:r>
+          </w:p>
+        </w:tc>
+        <w:tc>
+          <w:tcPr>
+            <w:tcW w:type="dxa" w:w="1234"/>
+          </w:tcPr>
+          <w:p>
+            <w:r>
+              <w:t>International Road Transport Union (IRU)</w:t>
+            </w:r>
+          </w:p>
+        </w:tc>
+        <w:tc>
+          <w:tcPr>
+            <w:tcW w:type="dxa" w:w="1234"/>
+          </w:tcPr>
+          <w:p>
+            <w:r>
+              <w:t>INT</w:t>
+            </w:r>
+          </w:p>
+        </w:tc>
+        <w:tc>
+          <w:tcPr>
+            <w:tcW w:type="dxa" w:w="1234"/>
+          </w:tcPr>
+          <w:p>
+            <w:r>
+              <w:t>T1/T2</w:t>
+            </w:r>
+          </w:p>
+        </w:tc>
+        <w:tc>
+          <w:tcPr>
+            <w:tcW w:type="dxa" w:w="1234"/>
+          </w:tcPr>
+          <w:p>
+            <w:r>
+              <w:t>VERIFIED</w:t>
+            </w:r>
+          </w:p>
+        </w:tc>
+        <w:tc>
+          <w:tcPr>
+            <w:tcW w:type="dxa" w:w="1234"/>
+          </w:tcPr>
+          <w:p>
+            <w:r>
+              <w:t>https://www.iru.org/</w:t>
+            </w:r>
+          </w:p>
+        </w:tc>
+        <w:tc>
+          <w:tcPr>
+            <w:tcW w:type="dxa" w:w="1234"/>
+          </w:tcPr>
+          <w:p>
+            <w:r>
+              <w:t>TIR carnet issuing federation; explains the guarantee chain and controlled operator requirements</w:t>
+            </w:r>
+          </w:p>
+        </w:tc>
+      </w:tr>
     </w:tbl>
     <w:p>
       <w:pPr>
@@ -892,6 +1036,20 @@
         <w:rPr>
           <w:b/>
         </w:rPr>
+        <w:t>SOURCE_FILE_PAGE</w:t>
+      </w:r>
+      <w:r>
+        <w:t>: not applicable — no candidate media file identified (no licence to assert)</w:t>
+      </w:r>
+    </w:p>
+    <w:p>
+      <w:pPr>
+        <w:pStyle w:val="ListBullet"/>
+      </w:pPr>
+      <w:r>
+        <w:rPr>
+          <w:b/>
+        </w:rPr>
         <w:t>RIGHTS_HOLDER</w:t>
       </w:r>
       <w:r>
@@ -923,7 +1081,7 @@
         <w:t>CHECKED_DATE</w:t>
       </w:r>
       <w:r>
-        <w:t>: 2026-09-05</w:t>
+        <w:t>: 2026-09-06</w:t>
       </w:r>
     </w:p>
     <w:p>
@@ -948,10 +1106,38 @@
         <w:rPr>
           <w:b/>
         </w:rPr>
+        <w:t>IMAGE_SCOPE_NOTE</w:t>
+      </w:r>
+      <w:r>
+        <w:t>: image must match the exact model family/topic only; must not imply a specific trim, model year, real VIN, in-person inspection or an actual transaction</w:t>
+      </w:r>
+    </w:p>
+    <w:p>
+      <w:pPr>
+        <w:pStyle w:val="ListBullet"/>
+      </w:pPr>
+      <w:r>
+        <w:rPr>
+          <w:b/>
+        </w:rPr>
         <w:t>IMAGE_RIGHTS_STATUS</w:t>
       </w:r>
       <w:r>
         <w:t>: FAIL</w:t>
+      </w:r>
+    </w:p>
+    <w:p>
+      <w:pPr>
+        <w:pStyle w:val="ListBullet"/>
+      </w:pPr>
+      <w:r>
+        <w:rPr>
+          <w:b/>
+        </w:rPr>
+        <w:t>BLOCK_REASON</w:t>
+      </w:r>
+      <w:r>
+        <w:t>: No reusable image could be secured: Wikimedia Commons/Flickr are unreachable from the research environment, stock libraries require authenticated API/licence access, and an OEM webpage image is NOT a commercial reuse grant. No AutoBridge-owned photo exists. Record kept FAIL rather than asserted.</w:t>
       </w:r>
     </w:p>
     <w:p>
